--- a/companions/docx/iga-platform-capability-checklist.docx
+++ b/companions/docx/iga-platform-capability-checklist.docx
@@ -289,7 +289,7 @@
                 <w:i w:val="false"/>
                 <w:iCs w:val="false"/>
               </w:rPr>
-              <w:t xml:space="preserve">S4; PR1, PR8</w:t>
+              <w:t xml:space="preserve">S4; PS1, PS8</w:t>
             </w:r>
           </w:p>
         </w:tc>
@@ -724,7 +724,7 @@
                 <w:i w:val="false"/>
                 <w:iCs w:val="false"/>
               </w:rPr>
-              <w:t xml:space="preserve">PR3; P2, C4</w:t>
+              <w:t xml:space="preserve">PS3; P2, C4</w:t>
             </w:r>
           </w:p>
         </w:tc>
@@ -811,7 +811,7 @@
                 <w:i w:val="false"/>
                 <w:iCs w:val="false"/>
               </w:rPr>
-              <w:t xml:space="preserve">PR3</w:t>
+              <w:t xml:space="preserve">PS3</w:t>
             </w:r>
           </w:p>
         </w:tc>
@@ -898,7 +898,7 @@
                 <w:i w:val="false"/>
                 <w:iCs w:val="false"/>
               </w:rPr>
-              <w:t xml:space="preserve">PR4</w:t>
+              <w:t xml:space="preserve">PS4</w:t>
             </w:r>
           </w:p>
         </w:tc>
@@ -985,7 +985,7 @@
                 <w:i w:val="false"/>
                 <w:iCs w:val="false"/>
               </w:rPr>
-              <w:t xml:space="preserve">PR4</w:t>
+              <w:t xml:space="preserve">PS4</w:t>
             </w:r>
           </w:p>
         </w:tc>
@@ -1072,7 +1072,7 @@
                 <w:i w:val="false"/>
                 <w:iCs w:val="false"/>
               </w:rPr>
-              <w:t xml:space="preserve">PR5</w:t>
+              <w:t xml:space="preserve">PS5</w:t>
             </w:r>
           </w:p>
         </w:tc>
@@ -1159,7 +1159,7 @@
                 <w:i w:val="false"/>
                 <w:iCs w:val="false"/>
               </w:rPr>
-              <w:t xml:space="preserve">PR6</w:t>
+              <w:t xml:space="preserve">PS6</w:t>
             </w:r>
           </w:p>
         </w:tc>
